--- a/lessons/2-12/homework.docx
+++ b/lessons/2-12/homework.docx
@@ -24,7 +24,7 @@
           <w:i/>
           <w:iCs/>
         </w:rPr>
-        <w:t xml:space="preserve">Lesson 1-6  •  Standard 6.NOS.3</w:t>
+        <w:t xml:space="preserve">Lesson 2-12  •  Standard 6.NOS.3</w:t>
       </w:r>
     </w:p>
     <w:p>
@@ -161,10 +161,10 @@
           <w:b/>
           <w:bCs/>
         </w:rPr>
-        <w:t xml:space="preserve">Product (Producto)</w:t>
-      </w:r>
-      <w:r>
-        <w:t xml:space="preserve"> — The answer when you multiply.</w:t>
+        <w:t xml:space="preserve">Multiply Decimals (Multiplicar decimales)</w:t>
+      </w:r>
+      <w:r>
+        <w:t xml:space="preserve"> — Find the product of decimals, then use place value to place the decimal point.</w:t>
       </w:r>
     </w:p>
     <w:p>
@@ -224,10 +224,10 @@
           <w:b/>
           <w:bCs/>
         </w:rPr>
-        <w:t xml:space="preserve">Decimal point (Punto decimal)</w:t>
-      </w:r>
-      <w:r>
-        <w:t xml:space="preserve"> — The dot that splits the whole number from the part after it.</w:t>
+        <w:t xml:space="preserve">Product (Producto)</w:t>
+      </w:r>
+      <w:r>
+        <w:t xml:space="preserve"> — The answer when you multiply.</w:t>
       </w:r>
     </w:p>
     <w:p>
@@ -239,7 +239,7 @@
       <w:r>
         <w:drawing>
           <wp:inline distT="0" distB="0" distL="0" distR="0">
-            <wp:extent cx="1047750" cy="790575"/>
+            <wp:extent cx="1047750" cy="628650"/>
             <wp:effectExtent t="0" r="0" b="0" l="0"/>
             <wp:docPr id="1" name="" descr="" title=""/>
             <wp:cNvGraphicFramePr>
@@ -264,7 +264,7 @@
                   <pic:spPr bwMode="auto">
                     <a:xfrm>
                       <a:off x="0" y="0"/>
-                      <a:ext cx="1047750" cy="790575"/>
+                      <a:ext cx="1047750" cy="628650"/>
                     </a:xfrm>
                     <a:prstGeom prst="rect">
                       <a:avLst/>
@@ -287,10 +287,10 @@
           <w:b/>
           <w:bCs/>
         </w:rPr>
-        <w:t xml:space="preserve">Estimate (Estimar)</w:t>
-      </w:r>
-      <w:r>
-        <w:t xml:space="preserve"> — A close answer you get by rounding first.</w:t>
+        <w:t xml:space="preserve">Decimal point (Punto decimal)</w:t>
+      </w:r>
+      <w:r>
+        <w:t xml:space="preserve"> — The dot that splits the whole number from the part after it.</w:t>
       </w:r>
     </w:p>
     <w:p>
@@ -318,7 +318,7 @@
                     </pic:cNvPicPr>
                   </pic:nvPicPr>
                   <pic:blipFill>
-                    <a:blip r:embed="rId8" cstate="none"/>
+                    <a:blip r:embed="rId10" cstate="none"/>
                     <a:srcRect/>
                     <a:stretch>
                       <a:fillRect/>
@@ -350,6 +350,69 @@
           <w:b/>
           <w:bCs/>
         </w:rPr>
+        <w:t xml:space="preserve">Estimate (Estimar)</w:t>
+      </w:r>
+      <w:r>
+        <w:t xml:space="preserve"> — A close answer you get by rounding first.</w:t>
+      </w:r>
+    </w:p>
+    <w:p>
+      <w:pPr>
+        <w:keepNext/>
+        <w:spacing w:after="20" w:before="80"/>
+        <w:jc w:val="center"/>
+      </w:pPr>
+      <w:r>
+        <w:drawing>
+          <wp:inline distT="0" distB="0" distL="0" distR="0">
+            <wp:extent cx="1047750" cy="628650"/>
+            <wp:effectExtent t="0" r="0" b="0" l="0"/>
+            <wp:docPr id="1" name="" descr="" title=""/>
+            <wp:cNvGraphicFramePr>
+              <a:graphicFrameLocks xmlns:a="http://schemas.openxmlformats.org/drawingml/2006/main" noChangeAspect="1"/>
+            </wp:cNvGraphicFramePr>
+            <a:graphic xmlns:a="http://schemas.openxmlformats.org/drawingml/2006/main">
+              <a:graphicData uri="http://schemas.openxmlformats.org/drawingml/2006/picture">
+                <pic:pic xmlns:pic="http://schemas.openxmlformats.org/drawingml/2006/picture">
+                  <pic:nvPicPr>
+                    <pic:cNvPr id="0" name="" descr=""/>
+                    <pic:cNvPicPr>
+                      <a:picLocks noChangeAspect="1" noChangeArrowheads="1"/>
+                    </pic:cNvPicPr>
+                  </pic:nvPicPr>
+                  <pic:blipFill>
+                    <a:blip r:embed="rId11" cstate="none"/>
+                    <a:srcRect/>
+                    <a:stretch>
+                      <a:fillRect/>
+                    </a:stretch>
+                  </pic:blipFill>
+                  <pic:spPr bwMode="auto">
+                    <a:xfrm>
+                      <a:off x="0" y="0"/>
+                      <a:ext cx="1047750" cy="628650"/>
+                    </a:xfrm>
+                    <a:prstGeom prst="rect">
+                      <a:avLst/>
+                    </a:prstGeom>
+                  </pic:spPr>
+                </pic:pic>
+              </a:graphicData>
+            </a:graphic>
+          </wp:inline>
+        </w:drawing>
+      </w:r>
+    </w:p>
+    <w:p>
+      <w:pPr>
+        <w:keepNext/>
+        <w:spacing w:after="120"/>
+      </w:pPr>
+      <w:r>
+        <w:rPr>
+          <w:b/>
+          <w:bCs/>
+        </w:rPr>
         <w:t xml:space="preserve">Place value (Valor posicional)</w:t>
       </w:r>
       <w:r>
@@ -381,7 +444,7 @@
                     </pic:cNvPicPr>
                   </pic:nvPicPr>
                   <pic:blipFill>
-                    <a:blip r:embed="rId8" cstate="none"/>
+                    <a:blip r:embed="rId12" cstate="none"/>
                     <a:srcRect/>
                     <a:stretch>
                       <a:fillRect/>
@@ -1672,6 +1735,14 @@
       </w:pPr>
       <w:r>
         <w:t xml:space="preserve">     Correct work: The whole-number product 15 × 24 = 360 and the count of 2 decimal places are both correct. The mistake is in placing the point: moving it 2 places from the right in 360 gives 3.60, not 0.36. So 1.5 × 2.4 = 3.6. An estimate of 2 × 2 = 4 confirms 3.6 is reasonable, while 0.36 is far too small.</w:t>
+      </w:r>
+    </w:p>
+    <w:p>
+      <w:pPr>
+        <w:spacing w:after="80" w:before="0"/>
+      </w:pPr>
+      <w:r>
+        <w:t xml:space="preserve">     Watch for: The digits 15 × 24 = 360 and the count of 2 decimal places are both correct; only the placement is off. Counting 2 places from the right end of 360 lands the point between the 3 and the 6, giving 3.60 = 3.6. An estimate of 2 × 2 = 4 confirms that 3.6 is the reasonable size and 0.36 is about ten times too small.</w:t>
       </w:r>
     </w:p>
     <w:p>
